--- a/documentation/Anleitung_NDAS.docx
+++ b/documentation/Anleitung_NDAS.docx
@@ -1,6 +1,6 @@
 
 <file path=word/document.xml><?xml version="1.0" encoding="utf-8"?>
-<w:document xmlns:wpc="http://schemas.microsoft.com/office/word/2010/wordprocessingCanvas" xmlns:cx="http://schemas.microsoft.com/office/drawing/2014/chartex" xmlns:cx1="http://schemas.microsoft.com/office/drawing/2015/9/8/chartex" xmlns:cx2="http://schemas.microsoft.com/office/drawing/2015/10/21/chartex" xmlns:cx3="http://schemas.microsoft.com/office/drawing/2016/5/9/chartex" xmlns:cx4="http://schemas.microsoft.com/office/drawing/2016/5/10/chartex" xmlns:cx5="http://schemas.microsoft.com/office/drawing/2016/5/11/chartex" xmlns:cx6="http://schemas.microsoft.com/office/drawing/2016/5/12/chartex" xmlns:cx7="http://schemas.microsoft.com/office/drawing/2016/5/13/chartex" xmlns:cx8="http://schemas.microsoft.com/office/drawing/2016/5/14/chartex" xmlns:mc="http://schemas.openxmlformats.org/markup-compatibility/2006" xmlns:aink="http://schemas.microsoft.com/office/drawing/2016/ink" xmlns:am3d="http://schemas.microsoft.com/office/drawing/2017/model3d" xmlns:o="urn:schemas-microsoft-com:office:office" xmlns:r="http://schemas.openxmlformats.org/officeDocument/2006/relationships" xmlns:m="http://schemas.openxmlformats.org/officeDocument/2006/math" xmlns:v="urn:schemas-microsoft-com:vml" xmlns:wp14="http://schemas.microsoft.com/office/word/2010/wordprocessingDrawing" xmlns:wp="http://schemas.openxmlformats.org/drawingml/2006/wordprocessingDrawing" xmlns:w10="urn:schemas-microsoft-com:office:word" xmlns:w="http://schemas.openxmlformats.org/wordprocessingml/2006/main" xmlns:w14="http://schemas.microsoft.com/office/word/2010/wordml" xmlns:w15="http://schemas.microsoft.com/office/word/2012/wordml" xmlns:w16cex="http://schemas.microsoft.com/office/word/2018/wordml/cex" xmlns:w16cid="http://schemas.microsoft.com/office/word/2016/wordml/cid" xmlns:w16="http://schemas.microsoft.com/office/word/2018/wordml" xmlns:w16sdtdh="http://schemas.microsoft.com/office/word/2020/wordml/sdtdatahash" xmlns:w16se="http://schemas.microsoft.com/office/word/2015/wordml/symex" xmlns:wpg="http://schemas.microsoft.com/office/word/2010/wordprocessingGroup" xmlns:wpi="http://schemas.microsoft.com/office/word/2010/wordprocessingInk" xmlns:wne="http://schemas.microsoft.com/office/word/2006/wordml" xmlns:wps="http://schemas.microsoft.com/office/word/2010/wordprocessingShape" mc:Ignorable="w14 w15 w16se w16cid w16 w16cex w16sdtdh wp14">
+<w:document xmlns:wpc="http://schemas.microsoft.com/office/word/2010/wordprocessingCanvas" xmlns:cx="http://schemas.microsoft.com/office/drawing/2014/chartex" xmlns:cx1="http://schemas.microsoft.com/office/drawing/2015/9/8/chartex" xmlns:cx2="http://schemas.microsoft.com/office/drawing/2015/10/21/chartex" xmlns:cx3="http://schemas.microsoft.com/office/drawing/2016/5/9/chartex" xmlns:cx4="http://schemas.microsoft.com/office/drawing/2016/5/10/chartex" xmlns:cx5="http://schemas.microsoft.com/office/drawing/2016/5/11/chartex" xmlns:cx6="http://schemas.microsoft.com/office/drawing/2016/5/12/chartex" xmlns:cx7="http://schemas.microsoft.com/office/drawing/2016/5/13/chartex" xmlns:cx8="http://schemas.microsoft.com/office/drawing/2016/5/14/chartex" xmlns:mc="http://schemas.openxmlformats.org/markup-compatibility/2006" xmlns:aink="http://schemas.microsoft.com/office/drawing/2016/ink" xmlns:am3d="http://schemas.microsoft.com/office/drawing/2017/model3d" xmlns:o="urn:schemas-microsoft-com:office:office" xmlns:oel="http://schemas.microsoft.com/office/2019/extlst" xmlns:r="http://schemas.openxmlformats.org/officeDocument/2006/relationships" xmlns:m="http://schemas.openxmlformats.org/officeDocument/2006/math" xmlns:v="urn:schemas-microsoft-com:vml" xmlns:wp14="http://schemas.microsoft.com/office/word/2010/wordprocessingDrawing" xmlns:wp="http://schemas.openxmlformats.org/drawingml/2006/wordprocessingDrawing" xmlns:w10="urn:schemas-microsoft-com:office:word" xmlns:w="http://schemas.openxmlformats.org/wordprocessingml/2006/main" xmlns:w14="http://schemas.microsoft.com/office/word/2010/wordml" xmlns:w15="http://schemas.microsoft.com/office/word/2012/wordml" xmlns:w16cex="http://schemas.microsoft.com/office/word/2018/wordml/cex" xmlns:w16cid="http://schemas.microsoft.com/office/word/2016/wordml/cid" xmlns:w16="http://schemas.microsoft.com/office/word/2018/wordml" xmlns:w16sdtdh="http://schemas.microsoft.com/office/word/2020/wordml/sdtdatahash" xmlns:w16se="http://schemas.microsoft.com/office/word/2015/wordml/symex" xmlns:wpg="http://schemas.microsoft.com/office/word/2010/wordprocessingGroup" xmlns:wpi="http://schemas.microsoft.com/office/word/2010/wordprocessingInk" xmlns:wne="http://schemas.microsoft.com/office/word/2006/wordml" xmlns:wps="http://schemas.microsoft.com/office/word/2010/wordprocessingShape" mc:Ignorable="w14 w15 w16se w16cid w16 w16cex w16sdtdh wp14">
   <w:body>
     <w:p>
       <w:pPr>
@@ -93,231 +93,118 @@
         <w:jc w:val="both"/>
       </w:pPr>
       <w:r>
-        <w:t xml:space="preserve">Das Programm wurde mit der Programmiersprache Python geschrieben. </w:t>
-      </w:r>
-      <w:r>
-        <w:t xml:space="preserve">Zu dem Zeitpunkt, als diese Anleitung erstellt wurde, liegt das Programm ausschließlich in einer nicht-kompilierten Version vor, d.h. es gibt keine ausführbare Datei. </w:t>
-      </w:r>
-      <w:r>
-        <w:t xml:space="preserve">Um es auszuführen, muss daher Python auf dem Computer installiert sein. Die neuesten Versionen zu den jeweiligen Betriebssystemen können unter folgendem Link heruntergeladen werden: </w:t>
-      </w:r>
-      <w:hyperlink r:id="rId5" w:history="1">
-        <w:r>
-          <w:rPr>
-            <w:rStyle w:val="Hyperlink"/>
-          </w:rPr>
-          <w:t>https://www.python.org/downloads/</w:t>
-        </w:r>
-      </w:hyperlink>
-    </w:p>
-    <w:p>
-      <w:pPr>
-        <w:jc w:val="both"/>
-        <w:rPr>
-          <w:i/>
-        </w:rPr>
-      </w:pPr>
-      <w:r>
-        <w:t>Zudem werden einige Python-</w:t>
-      </w:r>
-      <w:r>
-        <w:t>Module</w:t>
-      </w:r>
-      <w:r>
-        <w:t xml:space="preserve"> benötigt, die separat installiert werden müssen. In der Datei </w:t>
-      </w:r>
-      <w:r>
-        <w:rPr>
-          <w:i/>
-        </w:rPr>
-        <w:t xml:space="preserve">requirements.txt </w:t>
-      </w:r>
-      <w:r>
-        <w:t xml:space="preserve">sind diese Pakete alle aufgelistet. </w:t>
-      </w:r>
-      <w:r>
-        <w:t>Der Programmstart schlägt mit einer entsprechenden Fehlermeldung fehl</w:t>
-      </w:r>
-      <w:r>
-        <w:t xml:space="preserve">, wenn eines der Pakete nicht installiert wurde.  </w:t>
-      </w:r>
-      <w:r>
-        <w:t xml:space="preserve">Ein Modul kann installiert werden, indem in der Kommandozeile folgender Befehl eingegeben wird: </w:t>
-      </w:r>
-      <w:proofErr w:type="spellStart"/>
-      <w:r>
-        <w:rPr>
-          <w:i/>
-        </w:rPr>
-        <w:t>python</w:t>
-      </w:r>
-      <w:proofErr w:type="spellEnd"/>
-      <w:r>
-        <w:rPr>
-          <w:i/>
-        </w:rPr>
-        <w:t xml:space="preserve"> -m </w:t>
-      </w:r>
-      <w:proofErr w:type="spellStart"/>
-      <w:r>
-        <w:rPr>
-          <w:i/>
-        </w:rPr>
-        <w:t>pip</w:t>
-      </w:r>
-      <w:proofErr w:type="spellEnd"/>
-      <w:r>
-        <w:rPr>
-          <w:i/>
-        </w:rPr>
+        <w:t xml:space="preserve">Wenn Sie die Software lediglich benutzen und nicht weiterentwickeln wollen, können Sie sie einfach starten, indem sie die Datei „ndas.exe“ im Ordner NDAS ausführen. </w:t>
+      </w:r>
+    </w:p>
+    <w:p>
+      <w:pPr>
+        <w:jc w:val="both"/>
+      </w:pPr>
+      <w:r>
+        <w:t xml:space="preserve">Wenn Sie das Programm weiterentwickeln wollen, müssen Sie auf ihrem PC die korrekte Python-Version sowie alle notwendigen Python-Pakete installieren. Zur automatisierten Installation der Pakete kann das Skript </w:t>
+      </w:r>
+      <w:r>
+        <w:rPr>
+          <w:i/>
+        </w:rPr>
+        <w:t>install_dependencies.bat</w:t>
+      </w:r>
+      <w:r>
+        <w:t xml:space="preserve"> ausgeführt werden. Anschließend kann man den Programmcode ausführen, in dem man das Python-Skript ndas.py ausführt. Detailliertere Informationen finden sich in der Entwickler-Anleitung im Ordner „NDAS/</w:t>
+      </w:r>
+      <w:proofErr w:type="spellStart"/>
+      <w:r>
+        <w:t>doc</w:t>
+      </w:r>
+      <w:proofErr w:type="spellEnd"/>
+      <w:r>
+        <w:t>“.</w:t>
+      </w:r>
+    </w:p>
+    <w:p>
+      <w:pPr>
+        <w:jc w:val="both"/>
+      </w:pPr>
+    </w:p>
+    <w:p>
+      <w:pPr>
+        <w:pStyle w:val="berschrift2"/>
+        <w:jc w:val="both"/>
+      </w:pPr>
+      <w:r>
+        <w:t>Grundlegendes zur Bedienung</w:t>
+      </w:r>
+    </w:p>
+    <w:p>
+      <w:pPr>
+        <w:jc w:val="both"/>
+      </w:pPr>
+      <w:r>
+        <w:t xml:space="preserve">Nach dem Programmstart befindet man sich in der Hauptansicht. Zentraler Bestandteil ist ein Koordinatensystem, in der geladene Messwerte und Daten im zeitlichen Verlauf dargestellt werden. </w:t>
+      </w:r>
+    </w:p>
+    <w:p>
+      <w:pPr>
+        <w:jc w:val="both"/>
+      </w:pPr>
+      <w:r>
+        <w:t>Am oberen Bildschirmrand befindet sich eine Menüleiste, über welchen man Patientendaten importieren</w:t>
+      </w:r>
+      <w:r>
+        <w:t xml:space="preserve"> und exportieren</w:t>
+      </w:r>
+      <w:r>
+        <w:t xml:space="preserve"> kann sowie der aktuelle Zustand gespeichert und der Plot in verschiedene Formate exportiert werden kann. </w:t>
+      </w:r>
+      <w:r>
+        <w:t>Unter der Menüleiste befinden sich einige Registerkarten, mit denen zwischen den verschiedenen Modulen der Software umgeschaltet werden kann.</w:t>
+      </w:r>
+    </w:p>
+    <w:p>
+      <w:pPr>
+        <w:pStyle w:val="berschrift3"/>
+        <w:jc w:val="both"/>
+      </w:pPr>
+      <w:r>
+        <w:t>Annotation</w:t>
+      </w:r>
+    </w:p>
+    <w:p>
+      <w:pPr>
+        <w:jc w:val="both"/>
+      </w:pPr>
+      <w:r>
+        <w:t xml:space="preserve">In der Annotationsansicht, die beim Programmstart geöffnet wird, befindet sich in der Mitte ein Koordinatensystem, indem die geladenen und ausgewählten Patientendaten dargestellt werden. Mithilfe </w:t>
+      </w:r>
+      <w:r>
+        <w:t>der rechten Maustaste kann man die Ansicht verschieben. Bei gedrückter STRG-Taste wird mit der rechten Maustaste die Ansicht gestreckt und gestaucht und mit der linken Maustaste die Ansicht gleichzeitig verschoben und gestreckt bzw. gestaucht. Hinein- oder herauszoomen kann man mithilfe des Mausrads</w:t>
+      </w:r>
+      <w:r>
+        <w:t>.</w:t>
+      </w:r>
+    </w:p>
+    <w:p>
+      <w:pPr>
+        <w:jc w:val="both"/>
+      </w:pPr>
+      <w:r>
         <w:t xml:space="preserve"> </w:t>
       </w:r>
-      <w:proofErr w:type="spellStart"/>
-      <w:r>
-        <w:rPr>
-          <w:i/>
-        </w:rPr>
-        <w:t>install</w:t>
-      </w:r>
-      <w:proofErr w:type="spellEnd"/>
-      <w:r>
-        <w:rPr>
-          <w:i/>
-        </w:rPr>
-        <w:t xml:space="preserve"> &lt;</w:t>
-      </w:r>
-      <w:proofErr w:type="spellStart"/>
-      <w:r>
-        <w:rPr>
-          <w:i/>
-        </w:rPr>
-        <w:t>paketname</w:t>
-      </w:r>
-      <w:proofErr w:type="spellEnd"/>
-      <w:r>
-        <w:rPr>
-          <w:i/>
-        </w:rPr>
-        <w:t>&gt;.</w:t>
-      </w:r>
-    </w:p>
-    <w:p>
-      <w:pPr>
-        <w:jc w:val="both"/>
-      </w:pPr>
-      <w:r>
-        <w:t xml:space="preserve">Eine detaillierte Anleitung zum Installieren von Modulen findet sich hier: </w:t>
-      </w:r>
-      <w:hyperlink r:id="rId6" w:history="1">
-        <w:r>
-          <w:rPr>
-            <w:rStyle w:val="Hyperlink"/>
-          </w:rPr>
-          <w:t>https://docs.python.org/3/installing/index.html</w:t>
-        </w:r>
-      </w:hyperlink>
-    </w:p>
-    <w:p>
-      <w:pPr>
-        <w:jc w:val="both"/>
-      </w:pPr>
-      <w:r>
-        <w:t xml:space="preserve">Da es bisher keine ausführbare Datei gibt, muss das entsprechende Python-Skript, welches als Einstiegspunkt des Programms dient, direkt über die Konsole aufgerufen werden. </w:t>
-      </w:r>
-      <w:r>
-        <w:t xml:space="preserve">Dieses Skript heißt </w:t>
-      </w:r>
-      <w:r>
-        <w:rPr>
-          <w:i/>
-        </w:rPr>
-        <w:t xml:space="preserve">ndas.py </w:t>
-      </w:r>
-      <w:r>
-        <w:t xml:space="preserve">(im Ordner NDAS). Um es aufzurufen, muss man also in der Kommandozeile in den Ordner NDAS wechseln und den Befehl </w:t>
-      </w:r>
-      <w:proofErr w:type="spellStart"/>
-      <w:r>
-        <w:rPr>
-          <w:i/>
-        </w:rPr>
-        <w:t>python</w:t>
-      </w:r>
-      <w:proofErr w:type="spellEnd"/>
-      <w:r>
-        <w:rPr>
-          <w:i/>
-        </w:rPr>
-        <w:t xml:space="preserve"> ndas.py </w:t>
-      </w:r>
-      <w:r>
-        <w:t>ausführen. Wenn Python und alle benötigten Module erfolgreich installiert wurden, startet das Programm und es öffnet sich die Hauptansicht.</w:t>
-      </w:r>
-    </w:p>
-    <w:p>
-      <w:pPr>
-        <w:jc w:val="both"/>
-      </w:pPr>
-    </w:p>
-    <w:p>
-      <w:pPr>
-        <w:pStyle w:val="berschrift2"/>
-        <w:jc w:val="both"/>
-      </w:pPr>
-      <w:r>
-        <w:t>Grundlegendes zur Bedienung</w:t>
-      </w:r>
-    </w:p>
-    <w:p>
-      <w:pPr>
-        <w:jc w:val="both"/>
-      </w:pPr>
-      <w:r>
-        <w:t xml:space="preserve">Nach dem Programmstart befindet man sich in der Hauptansicht. Zentraler Bestandteil ist ein Koordinatensystem, in der geladene Messwerte und Daten im zeitlichen Verlauf dargestellt werden. </w:t>
-      </w:r>
-    </w:p>
-    <w:p>
-      <w:pPr>
-        <w:jc w:val="both"/>
-      </w:pPr>
-      <w:r>
-        <w:t>Am oberen Bildschirmrand befindet sich eine Menüleiste, über welchen man Patientendaten importieren</w:t>
-      </w:r>
-      <w:r>
-        <w:t xml:space="preserve"> und exportieren</w:t>
-      </w:r>
-      <w:r>
-        <w:t xml:space="preserve"> kann sowie der aktuelle Zustand gespeichert und der Plot in verschiedene </w:t>
+      <w:r>
+        <w:t xml:space="preserve">Mithilfe eines Linksklicks auf einen Datenpunkt wird dieser Punkt selektiert. Zieht man </w:t>
+      </w:r>
+      <w:r>
+        <w:t xml:space="preserve">mit der linken Maustaste </w:t>
+      </w:r>
+      <w:r>
+        <w:t xml:space="preserve">ein Fenster über mehrere Punkte, werden alle diese Punkte ausgewählt. </w:t>
+      </w:r>
+      <w:r>
+        <w:t xml:space="preserve">Oberhalb des </w:t>
       </w:r>
       <w:r>
         <w:lastRenderedPageBreak/>
-        <w:t xml:space="preserve">Formate exportiert werden kann. </w:t>
-      </w:r>
-      <w:r>
-        <w:t>Unter der Menüleiste befinden sich einige Registerkarten, mit denen zwischen den verschiedenen Modulen der Software umgeschaltet werden kann.</w:t>
-      </w:r>
-    </w:p>
-    <w:p>
-      <w:pPr>
-        <w:pStyle w:val="berschrift3"/>
-        <w:jc w:val="both"/>
-      </w:pPr>
-      <w:r>
-        <w:t>Annotation</w:t>
-      </w:r>
-    </w:p>
-    <w:p>
-      <w:pPr>
-        <w:jc w:val="both"/>
-      </w:pPr>
-      <w:r>
-        <w:t xml:space="preserve">In der Annotationsansicht, die beim Programmstart geöffnet wird, befindet sich in der Mitte ein Koordinatensystem, indem die geladenen und ausgewählten Patientendaten dargestellt werden. Mithilfe der linken und rechten Maustaste sowie des Mausrads kann man die Ansicht beliebig verschieben, zoomen sowie strecken und stauchen. </w:t>
-      </w:r>
-      <w:r>
-        <w:t xml:space="preserve">Mithilfe eines Linksklicks auf einen Datenpunkt wird dieser Punkt selektiert. Zieht man bei gedrückter STRG-Taste mit der rechten Maustaste ein Fenster über mehrere Punkte, werden alle diese Punkte ausgewählt. </w:t>
-      </w:r>
-      <w:r>
-        <w:t>Oberhalb des Koordinatensystems befinden sich Steuerelemente, mithilfe derer ausgewählte Datenpunkte annotiert werden können.</w:t>
+        <w:t>Koordinatensystems befinden sich Steuerelemente, mithilfe derer ausgewählte Datenpunkte annotiert werden können.</w:t>
       </w:r>
       <w:r>
         <w:t xml:space="preserve"> Zusätzlich können die ausgewählten Punkte manuell als </w:t>
@@ -329,6 +216,9 @@
       <w:proofErr w:type="spellEnd"/>
       <w:r>
         <w:t xml:space="preserve"> markiert bzw. entmarkiert werden.</w:t>
+      </w:r>
+      <w:r>
+        <w:t xml:space="preserve"> Fährt man mit dem Mauszeiger über einen bestimmten Datenpunkt, zeigt ein kleiner Tooltip die genauen Koordinaten (Wert und Zeitpunkt) an.</w:t>
       </w:r>
     </w:p>
     <w:p>
@@ -542,7 +432,14 @@
         <w:jc w:val="both"/>
       </w:pPr>
       <w:r>
-        <w:t>Pink: Punkte, die vorher nicht in den Daten waren und ergänzt wurden</w:t>
+        <w:rPr>
+          <w:i/>
+          <w:iCs/>
+        </w:rPr>
+        <w:t>Pink</w:t>
+      </w:r>
+      <w:r>
+        <w:t>: Punkte, die vorher nicht in den Daten waren und ergänzt wurden</w:t>
       </w:r>
     </w:p>
     <w:p>
@@ -555,30 +452,31 @@
         <w:jc w:val="both"/>
       </w:pPr>
       <w:r>
-        <w:t xml:space="preserve">Violett: Punkte, die </w:t>
-      </w:r>
-      <w:r>
-        <w:t>vorher in den Daten waren aber entfernt wurden</w:t>
+        <w:rPr>
+          <w:i/>
+          <w:iCs/>
+        </w:rPr>
+        <w:t>Violett</w:t>
+      </w:r>
+      <w:r>
+        <w:t xml:space="preserve">: Punkte, die </w:t>
+      </w:r>
+      <w:r>
+        <w:t xml:space="preserve">vorher in den Daten </w:t>
+      </w:r>
+      <w:r>
+        <w:t>waren,</w:t>
+      </w:r>
+      <w:r>
+        <w:t xml:space="preserve"> aber entfernt wurden</w:t>
       </w:r>
     </w:p>
     <w:p>
       <w:pPr>
         <w:pStyle w:val="berschrift3"/>
-        <w:rPr>
-          <w:lang w:val="en-US"/>
-        </w:rPr>
-      </w:pPr>
-      <w:r>
-        <w:rPr>
-          <w:lang w:val="en-US"/>
-        </w:rPr>
-        <w:t>Data I</w:t>
-      </w:r>
-      <w:r>
-        <w:rPr>
-          <w:lang w:val="en-US"/>
-        </w:rPr>
-        <w:t>mputation</w:t>
+      </w:pPr>
+      <w:r>
+        <w:t>Data Imputation</w:t>
       </w:r>
     </w:p>
     <w:p>
@@ -617,10 +515,22 @@
       </w:r>
       <w:r>
         <w:br/>
-        <w:t>Ganz oben wird zusätzlich der Zeitverlauf von Diagnosen dargestellt, wobei Veränderungen als blaue Box dargestellt werden. Wenn die Maus über eine solche Box gehalten wird werden</w:t>
-      </w:r>
-      <w:r>
-        <w:t xml:space="preserve"> die Informationen zu den Diagnosen-Veränderungen des jeweiligen Zeitpunkts angezeigt. (Die Linke Seite wird erst angezeigt wenn ein Datensatz reingeladen wurde)</w:t>
+        <w:t xml:space="preserve">Ganz oben wird zusätzlich der Zeitverlauf von Diagnosen dargestellt, wobei Veränderungen als blaue Box dargestellt werden. Wenn die Maus über eine solche Box gehalten </w:t>
+      </w:r>
+      <w:r>
+        <w:t>wird,</w:t>
+      </w:r>
+      <w:r>
+        <w:t xml:space="preserve"> werden</w:t>
+      </w:r>
+      <w:r>
+        <w:t xml:space="preserve"> die Informationen zu den Diagnosen-Veränderungen des jeweiligen Zeitpunkts angezeigt. (Die Linke Seite wird erst </w:t>
+      </w:r>
+      <w:r>
+        <w:t>angezeigt,</w:t>
+      </w:r>
+      <w:r>
+        <w:t xml:space="preserve"> wenn ein Datensatz reingeladen wurde)</w:t>
       </w:r>
     </w:p>
     <w:p>
@@ -693,7 +603,13 @@
       </w:r>
       <w:proofErr w:type="spellEnd"/>
       <w:r>
-        <w:t xml:space="preserve"> mit den Ursprungsdaten zu vergleichen indem die </w:t>
+        <w:t xml:space="preserve"> mit den Ursprungsdaten zu </w:t>
+      </w:r>
+      <w:r>
+        <w:t>vergleichen,</w:t>
+      </w:r>
+      <w:r>
+        <w:t xml:space="preserve"> indem die </w:t>
       </w:r>
       <w:proofErr w:type="spellStart"/>
       <w:r>
@@ -806,44 +722,44 @@
         <w:jc w:val="both"/>
       </w:pPr>
       <w:r>
+        <w:t xml:space="preserve">In der </w:t>
+      </w:r>
+      <w:r>
+        <w:rPr>
+          <w:i/>
+          <w:iCs/>
+        </w:rPr>
+        <w:t xml:space="preserve">Box Patient Information </w:t>
+      </w:r>
+      <w:r>
+        <w:t xml:space="preserve">werden schließlich Informationen </w:t>
+      </w:r>
+      <w:r>
+        <w:t>zum aktuellen Patienten</w:t>
+      </w:r>
+      <w:r>
+        <w:t xml:space="preserve"> angezeigt. Neben angaben wie ID, </w:t>
+      </w:r>
+      <w:r>
+        <w:t xml:space="preserve">Geschlecht, Alter, Ethnizität, Größe, Gewicht und BMI werden hier nochmal alle während des Betrachtungszeitraums auftretenden Diagnosen hervorgehoben. </w:t>
+      </w:r>
+      <w:r>
+        <w:t xml:space="preserve">Wenn die Maus über eine Diagnose gehalten </w:t>
+      </w:r>
+      <w:r>
+        <w:t>wird,</w:t>
+      </w:r>
+      <w:r>
+        <w:t xml:space="preserve"> erscheint die Bezeichnung der Diagnosegruppe, sowie ein Zeitverlauf der Diagnose (wann wurde sie hinzugefügt bzw. entfernt)</w:t>
+      </w:r>
+    </w:p>
+    <w:p>
+      <w:pPr>
+        <w:pStyle w:val="berschrift3"/>
+      </w:pPr>
+      <w:proofErr w:type="spellStart"/>
+      <w:r>
         <w:lastRenderedPageBreak/>
-        <w:t xml:space="preserve">In der </w:t>
-      </w:r>
-      <w:r>
-        <w:rPr>
-          <w:i/>
-          <w:iCs/>
-        </w:rPr>
-        <w:t xml:space="preserve">Box Patient Information </w:t>
-      </w:r>
-      <w:r>
-        <w:t xml:space="preserve">werden schließlich Informationen </w:t>
-      </w:r>
-      <w:r>
-        <w:t>zum aktuellen Patienten</w:t>
-      </w:r>
-      <w:r>
-        <w:t xml:space="preserve"> angezeigt. Neben angaben wie ID, </w:t>
-      </w:r>
-      <w:r>
-        <w:t xml:space="preserve">Geschlecht, Alter, Ethnizität, Größe, Gewicht und BMI werden hier nochmal alle während des Betrachtungszeitraums auftretenden Diagnosen hervorgehoben. </w:t>
-      </w:r>
-      <w:r>
-        <w:t xml:space="preserve">Wenn die Maus über eine Diagnose gehalten </w:t>
-      </w:r>
-      <w:r>
-        <w:t>wird,</w:t>
-      </w:r>
-      <w:r>
-        <w:t xml:space="preserve"> erscheint die Bezeichnung der Diagnosegruppe, sowie ein Zeitverlauf der Diagnose (wann wurde sie hinzugefügt bzw. entfernt)</w:t>
-      </w:r>
-    </w:p>
-    <w:p>
-      <w:pPr>
-        <w:pStyle w:val="berschrift3"/>
-      </w:pPr>
-      <w:proofErr w:type="spellStart"/>
-      <w:r>
         <w:t>Mass</w:t>
       </w:r>
       <w:proofErr w:type="spellEnd"/>
@@ -858,10 +774,7 @@
     </w:p>
     <w:p>
       <w:r>
-        <w:t xml:space="preserve">In diesem Bereich </w:t>
-      </w:r>
-      <w:r>
-        <w:t xml:space="preserve">kann </w:t>
+        <w:t xml:space="preserve">In diesem Bereich kann </w:t>
       </w:r>
       <w:proofErr w:type="spellStart"/>
       <w:r>
@@ -1050,7 +963,7 @@
 </file>
 
 <file path=word/numbering.xml><?xml version="1.0" encoding="utf-8"?>
-<w:numbering xmlns:wpc="http://schemas.microsoft.com/office/word/2010/wordprocessingCanvas" xmlns:cx="http://schemas.microsoft.com/office/drawing/2014/chartex" xmlns:cx1="http://schemas.microsoft.com/office/drawing/2015/9/8/chartex" xmlns:cx2="http://schemas.microsoft.com/office/drawing/2015/10/21/chartex" xmlns:cx3="http://schemas.microsoft.com/office/drawing/2016/5/9/chartex" xmlns:cx4="http://schemas.microsoft.com/office/drawing/2016/5/10/chartex" xmlns:cx5="http://schemas.microsoft.com/office/drawing/2016/5/11/chartex" xmlns:cx6="http://schemas.microsoft.com/office/drawing/2016/5/12/chartex" xmlns:cx7="http://schemas.microsoft.com/office/drawing/2016/5/13/chartex" xmlns:cx8="http://schemas.microsoft.com/office/drawing/2016/5/14/chartex" xmlns:mc="http://schemas.openxmlformats.org/markup-compatibility/2006" xmlns:aink="http://schemas.microsoft.com/office/drawing/2016/ink" xmlns:am3d="http://schemas.microsoft.com/office/drawing/2017/model3d" xmlns:o="urn:schemas-microsoft-com:office:office" xmlns:r="http://schemas.openxmlformats.org/officeDocument/2006/relationships" xmlns:m="http://schemas.openxmlformats.org/officeDocument/2006/math" xmlns:v="urn:schemas-microsoft-com:vml" xmlns:wp14="http://schemas.microsoft.com/office/word/2010/wordprocessingDrawing" xmlns:wp="http://schemas.openxmlformats.org/drawingml/2006/wordprocessingDrawing" xmlns:w10="urn:schemas-microsoft-com:office:word" xmlns:w="http://schemas.openxmlformats.org/wordprocessingml/2006/main" xmlns:w14="http://schemas.microsoft.com/office/word/2010/wordml" xmlns:w15="http://schemas.microsoft.com/office/word/2012/wordml" xmlns:w16cex="http://schemas.microsoft.com/office/word/2018/wordml/cex" xmlns:w16cid="http://schemas.microsoft.com/office/word/2016/wordml/cid" xmlns:w16="http://schemas.microsoft.com/office/word/2018/wordml" xmlns:w16sdtdh="http://schemas.microsoft.com/office/word/2020/wordml/sdtdatahash" xmlns:w16se="http://schemas.microsoft.com/office/word/2015/wordml/symex" xmlns:wpg="http://schemas.microsoft.com/office/word/2010/wordprocessingGroup" xmlns:wpi="http://schemas.microsoft.com/office/word/2010/wordprocessingInk" xmlns:wne="http://schemas.microsoft.com/office/word/2006/wordml" xmlns:wps="http://schemas.microsoft.com/office/word/2010/wordprocessingShape" mc:Ignorable="w14 w15 w16se w16cid w16 w16cex w16sdtdh wp14">
+<w:numbering xmlns:wpc="http://schemas.microsoft.com/office/word/2010/wordprocessingCanvas" xmlns:cx="http://schemas.microsoft.com/office/drawing/2014/chartex" xmlns:cx1="http://schemas.microsoft.com/office/drawing/2015/9/8/chartex" xmlns:cx2="http://schemas.microsoft.com/office/drawing/2015/10/21/chartex" xmlns:cx3="http://schemas.microsoft.com/office/drawing/2016/5/9/chartex" xmlns:cx4="http://schemas.microsoft.com/office/drawing/2016/5/10/chartex" xmlns:cx5="http://schemas.microsoft.com/office/drawing/2016/5/11/chartex" xmlns:cx6="http://schemas.microsoft.com/office/drawing/2016/5/12/chartex" xmlns:cx7="http://schemas.microsoft.com/office/drawing/2016/5/13/chartex" xmlns:cx8="http://schemas.microsoft.com/office/drawing/2016/5/14/chartex" xmlns:mc="http://schemas.openxmlformats.org/markup-compatibility/2006" xmlns:aink="http://schemas.microsoft.com/office/drawing/2016/ink" xmlns:am3d="http://schemas.microsoft.com/office/drawing/2017/model3d" xmlns:o="urn:schemas-microsoft-com:office:office" xmlns:oel="http://schemas.microsoft.com/office/2019/extlst" xmlns:r="http://schemas.openxmlformats.org/officeDocument/2006/relationships" xmlns:m="http://schemas.openxmlformats.org/officeDocument/2006/math" xmlns:v="urn:schemas-microsoft-com:vml" xmlns:wp14="http://schemas.microsoft.com/office/word/2010/wordprocessingDrawing" xmlns:wp="http://schemas.openxmlformats.org/drawingml/2006/wordprocessingDrawing" xmlns:w10="urn:schemas-microsoft-com:office:word" xmlns:w="http://schemas.openxmlformats.org/wordprocessingml/2006/main" xmlns:w14="http://schemas.microsoft.com/office/word/2010/wordml" xmlns:w15="http://schemas.microsoft.com/office/word/2012/wordml" xmlns:w16cex="http://schemas.microsoft.com/office/word/2018/wordml/cex" xmlns:w16cid="http://schemas.microsoft.com/office/word/2016/wordml/cid" xmlns:w16="http://schemas.microsoft.com/office/word/2018/wordml" xmlns:w16sdtdh="http://schemas.microsoft.com/office/word/2020/wordml/sdtdatahash" xmlns:w16se="http://schemas.microsoft.com/office/word/2015/wordml/symex" xmlns:wpg="http://schemas.microsoft.com/office/word/2010/wordprocessingGroup" xmlns:wpi="http://schemas.microsoft.com/office/word/2010/wordprocessingInk" xmlns:wne="http://schemas.microsoft.com/office/word/2006/wordml" xmlns:wps="http://schemas.microsoft.com/office/word/2010/wordprocessingShape" mc:Ignorable="w14 w15 w16se w16cid w16 w16cex w16sdtdh wp14">
   <w:abstractNum w:abstractNumId="0" w15:restartNumberingAfterBreak="0">
     <w:nsid w:val="7AB420F5"/>
     <w:multiLevelType w:val="hybridMultilevel"/>
@@ -1163,7 +1076,7 @@
       </w:rPr>
     </w:lvl>
   </w:abstractNum>
-  <w:num w:numId="1">
+  <w:num w:numId="1" w16cid:durableId="406197532">
     <w:abstractNumId w:val="0"/>
   </w:num>
 </w:numbering>
